--- a/applications/semicolon-teamsense-client-success-manager/cover-letter.docx
+++ b/applications/semicolon-teamsense-client-success-manager/cover-letter.docx
@@ -94,7 +94,7 @@
           <w:b w:val="0"/>
           <w:color w:val="1A1A1A"/>
         </w:rPr>
-        <w:t>TeamSense solves a problem I've lived from the frontline side. Before my SaaS career I spent 15+ years as a cook in restaurants, where a single call-out at the start of a shift changed the whole night and nobody had a good way to find out until it was too late. I know what it takes to get hourly workers to actually use a tool, and what makes them ignore one.</w:t>
+        <w:t>TeamSense solves a problem I know from the frontline side. Before my SaaS career I spent 15+ years as a cook across multiple restaurants, hourly shift work where one missed shift lands on everyone else on the line. That's the workforce your customers are trying to reach, and I've been one of them.</w:t>
       </w:r>
     </w:p>
     <w:p>
